--- a/branding/door_hanger/door_hanger_editable.docx
+++ b/branding/door_hanger/door_hanger_editable.docx
@@ -13,7 +13,7 @@
           <w:color w:val="1B4D1F"/>
           <w:sz w:val="48"/>
         </w:rPr>
-        <w:t>Clean and Green — Door Hanger Copy</w:t>
+        <w:t>Clean and Green Turf — Door Hanger Copy</w:t>
       </w:r>
     </w:p>
     <w:p>
@@ -52,7 +52,7 @@
           <w:color w:val="2C2C2C"/>
           <w:sz w:val="20"/>
         </w:rPr>
-        <w:t>1.  Edit any line directly in this document. Don't worry about fonts, sizes, or colors — those are locked to the brand standards on the design side.</w:t>
+        <w:t>1.  Edit any line directly. Don't worry about fonts, sizes, or colors — those are locked to the brand standards on the design side.</w:t>
       </w:r>
     </w:p>
     <w:p>
@@ -76,7 +76,7 @@
           <w:color w:val="2C2C2C"/>
           <w:sz w:val="20"/>
         </w:rPr>
-        <w:t>3.  Don't change section labels (ALL CAPS GRAY HEADERS) — they tell the design team which element each line belongs to.</w:t>
+        <w:t>3.  Don't change ALL-CAPS GRAY section labels — they tell the design team which element each line belongs to.</w:t>
       </w:r>
     </w:p>
     <w:p>
@@ -88,7 +88,7 @@
           <w:color w:val="2C2C2C"/>
           <w:sz w:val="20"/>
         </w:rPr>
-        <w:t>4.  When you're done, send me back the edited .docx (or just paste the changed text in chat). I'll re-apply your edits to the SVG/PDF print files.</w:t>
+        <w:t>4.  When you're done, send the doc back and I'll re-apply your edits to the SVG / PNG / PDF print files.</w:t>
       </w:r>
     </w:p>
     <w:p>
@@ -157,7 +157,7 @@
           <w:color w:val="1B4D1F"/>
           <w:sz w:val="28"/>
         </w:rPr>
-        <w:t>CLEAN AND GREEN</w:t>
+        <w:t>CLEAN AND GREEN TURF</w:t>
       </w:r>
     </w:p>
     <w:p>
@@ -172,7 +172,7 @@
           <w:color w:val="2E7D32"/>
           <w:sz w:val="22"/>
         </w:rPr>
-        <w:t>TURF CARE AND RENOVATION</w:t>
+        <w:t>RENOVATION AND LAWN CARE</w:t>
       </w:r>
     </w:p>
     <w:p>
@@ -186,7 +186,7 @@
           <w:color w:val="666666"/>
           <w:sz w:val="18"/>
         </w:rPr>
-        <w:t>📝  Locked. Don't change unless we're rebranding.</w:t>
+        <w:t>📝  Locked. Reflects the legal entity Clean and Green Turf, LLC.</w:t>
       </w:r>
     </w:p>
     <w:p>
@@ -215,7 +215,7 @@
           <w:color w:val="1B4D1F"/>
           <w:sz w:val="36"/>
         </w:rPr>
-        <w:t>Thinking of</w:t>
+        <w:t>Most Utah lawns</w:t>
       </w:r>
     </w:p>
     <w:p>
@@ -229,7 +229,7 @@
           <w:color w:val="666666"/>
           <w:sz w:val="18"/>
         </w:rPr>
-        <w:t>📝  ~10–15 characters. Sets up the punchline.</w:t>
+        <w:t>📝  ~15 characters. Sets up the punchline.</w:t>
       </w:r>
     </w:p>
     <w:p>
@@ -243,50 +243,7 @@
           <w:color w:val="666666"/>
           <w:sz w:val="18"/>
         </w:rPr>
-        <w:t>HERO HEADLINE (LINE 2)</w:t>
-      </w:r>
-    </w:p>
-    <w:p>
-      <w:pPr>
-        <w:spacing w:after="80"/>
-      </w:pPr>
-      <w:r>
-        <w:rPr>
-          <w:rFonts w:ascii="Calibri" w:hAnsi="Calibri"/>
-          <w:b/>
-          <w:i w:val="0"/>
-          <w:color w:val="1B4D1F"/>
-          <w:sz w:val="36"/>
-        </w:rPr>
-        <w:t>sodding your lawn?</w:t>
-      </w:r>
-    </w:p>
-    <w:p>
-      <w:pPr>
-        <w:spacing w:after="40"/>
-      </w:pPr>
-      <w:r>
-        <w:rPr>
-          <w:rFonts w:ascii="Calibri" w:hAnsi="Calibri"/>
-          <w:i/>
-          <w:color w:val="666666"/>
-          <w:sz w:val="18"/>
-        </w:rPr>
-        <w:t>📝  ~15–22 characters. Don't go longer or the type shrinks.</w:t>
-      </w:r>
-    </w:p>
-    <w:p>
-      <w:pPr>
-        <w:spacing w:before="200" w:after="40"/>
-      </w:pPr>
-      <w:r>
-        <w:rPr>
-          <w:rFonts w:ascii="Calibri" w:hAnsi="Calibri"/>
-          <w:b/>
-          <w:color w:val="666666"/>
-          <w:sz w:val="18"/>
-        </w:rPr>
-        <w:t>HERO PUNCHLINE</w:t>
+        <w:t>HERO HEADLINE (LINE 2 - EMPHASIS WORD)</w:t>
       </w:r>
     </w:p>
     <w:p>
@@ -301,7 +258,7 @@
           <w:color w:val="2E7D32"/>
           <w:sz w:val="44"/>
         </w:rPr>
-        <w:t>READ THIS FIRST.</w:t>
+        <w:t>don't need sod.</w:t>
       </w:r>
     </w:p>
     <w:p>
@@ -315,7 +272,36 @@
           <w:color w:val="666666"/>
           <w:sz w:val="18"/>
         </w:rPr>
-        <w:t>📝  All caps, biggest line on the card. Keep under 18 characters.</w:t>
+        <w:t>📝  The headline you finalized. Confident, local, specific.</w:t>
+      </w:r>
+    </w:p>
+    <w:p>
+      <w:pPr>
+        <w:spacing w:before="200" w:after="40"/>
+      </w:pPr>
+      <w:r>
+        <w:rPr>
+          <w:rFonts w:ascii="Calibri" w:hAnsi="Calibri"/>
+          <w:b/>
+          <w:color w:val="666666"/>
+          <w:sz w:val="18"/>
+        </w:rPr>
+        <w:t>HERO SUB-LINE</w:t>
+      </w:r>
+    </w:p>
+    <w:p>
+      <w:pPr>
+        <w:spacing w:after="80"/>
+      </w:pPr>
+      <w:r>
+        <w:rPr>
+          <w:rFonts w:ascii="Calibri" w:hAnsi="Calibri"/>
+          <w:b w:val="0"/>
+          <w:i w:val="0"/>
+          <w:color w:val="2C2C2C"/>
+          <w:sz w:val="24"/>
+        </w:rPr>
+        <w:t>Most can be restored in 6–8 weeks using drought-tolerant turf designed for Utah summers.</w:t>
       </w:r>
     </w:p>
     <w:p>
@@ -344,7 +330,7 @@
           <w:color w:val="2C2C2C"/>
           <w:sz w:val="24"/>
         </w:rPr>
-        <w:t>BEFORE — Bare. Weedy. Tired.</w:t>
+        <w:t>BEFORE</w:t>
       </w:r>
     </w:p>
     <w:p>
@@ -359,7 +345,7 @@
           <w:color w:val="2C2C2C"/>
           <w:sz w:val="24"/>
         </w:rPr>
-        <w:t>AFTER — 8 weeks. Lush. Local.</w:t>
+        <w:t>AFTER 8 WEEKS</w:t>
       </w:r>
     </w:p>
     <w:p>
@@ -373,7 +359,7 @@
           <w:color w:val="666666"/>
           <w:sz w:val="18"/>
         </w:rPr>
-        <w:t>📝  Replace before/after photos with actual customer photos before printing. Captions can stay or change.</w:t>
+        <w:t>📝  Real customer photos beat any AI rendering. Highest-priority swap before printing.</w:t>
       </w:r>
     </w:p>
     <w:p>
@@ -387,37 +373,7 @@
           <w:color w:val="666666"/>
           <w:sz w:val="18"/>
         </w:rPr>
-        <w:t>HOOK (UNDER THE PHOTOS)</w:t>
-      </w:r>
-    </w:p>
-    <w:p>
-      <w:pPr>
-        <w:spacing w:after="80"/>
-      </w:pPr>
-      <w:r>
-        <w:rPr>
-          <w:rFonts w:ascii="Calibri" w:hAnsi="Calibri"/>
-          <w:b/>
-          <w:i w:val="0"/>
-          <w:color w:val="2C2C2C"/>
-          <w:sz w:val="28"/>
-        </w:rPr>
-        <w:t>There's a smarter, cheaper way</w:t>
-      </w:r>
-    </w:p>
-    <w:p>
-      <w:pPr>
-        <w:spacing w:after="80"/>
-      </w:pPr>
-      <w:r>
-        <w:rPr>
-          <w:rFonts w:ascii="Calibri" w:hAnsi="Calibri"/>
-          <w:b/>
-          <w:i w:val="0"/>
-          <w:color w:val="2C2C2C"/>
-          <w:sz w:val="28"/>
-        </w:rPr>
-        <w:t>to fix a bad lawn.</w:t>
+        <w:t>THREE BENEFIT CALLOUTS</w:t>
       </w:r>
     </w:p>
     <w:p>
@@ -428,25 +384,41 @@
         <w:rPr>
           <w:rFonts w:ascii="Calibri" w:hAnsi="Calibri"/>
           <w:b w:val="0"/>
-          <w:i/>
-          <w:color w:val="666666"/>
-          <w:sz w:val="24"/>
+          <w:i w:val="0"/>
+          <w:color w:val="2C2C2C"/>
+          <w:sz w:val="22"/>
         </w:rPr>
-        <w:t>Most homeowners pick the wrong one.</w:t>
+        <w:t>LESS WATER — Uses 30% less water with deep-rooted, drought-tolerant turf built for Utah.</w:t>
       </w:r>
     </w:p>
     <w:p>
       <w:pPr>
-        <w:spacing w:after="40"/>
+        <w:spacing w:after="80"/>
       </w:pPr>
       <w:r>
         <w:rPr>
           <w:rFonts w:ascii="Calibri" w:hAnsi="Calibri"/>
-          <w:i/>
-          <w:color w:val="666666"/>
-          <w:sz w:val="18"/>
+          <w:b w:val="0"/>
+          <w:i w:val="0"/>
+          <w:color w:val="2C2C2C"/>
+          <w:sz w:val="22"/>
         </w:rPr>
-        <w:t>📝  Keep tight. This is the bridge from 'look at the photos' to 'call us.'</w:t>
+        <w:t>STRONGER ROOTS — Healthier soil and deeper roots mean a lawn that lasts.</w:t>
+      </w:r>
+    </w:p>
+    <w:p>
+      <w:pPr>
+        <w:spacing w:after="80"/>
+      </w:pPr>
+      <w:r>
+        <w:rPr>
+          <w:rFonts w:ascii="Calibri" w:hAnsi="Calibri"/>
+          <w:b w:val="0"/>
+          <w:i w:val="0"/>
+          <w:color w:val="2C2C2C"/>
+          <w:sz w:val="22"/>
+        </w:rPr>
+        <w:t>LOWER COST — A smarter, more affordable alternative to expensive sod.</w:t>
       </w:r>
     </w:p>
     <w:p>
@@ -460,7 +432,7 @@
           <w:color w:val="666666"/>
           <w:sz w:val="18"/>
         </w:rPr>
-        <w:t>CTA HEADLINE (WHITE TEXT ON DARK GREEN BLOCK)</w:t>
+        <w:t>CTA BOX HEADLINE</w:t>
       </w:r>
     </w:p>
     <w:p>
@@ -480,34 +452,6 @@
     </w:p>
     <w:p>
       <w:pPr>
-        <w:spacing w:after="40"/>
-      </w:pPr>
-      <w:r>
-        <w:rPr>
-          <w:rFonts w:ascii="Calibri" w:hAnsi="Calibri"/>
-          <w:i/>
-          <w:color w:val="666666"/>
-          <w:sz w:val="18"/>
-        </w:rPr>
-        <w:t>📝  Keep it short and benefit-driven. Other options: 'FREE WALK-THROUGH', 'FREE LAWN DIAGNOSIS', '15-MINUTE LAWN CHECK'.</w:t>
-      </w:r>
-    </w:p>
-    <w:p>
-      <w:pPr>
-        <w:spacing w:before="200" w:after="40"/>
-      </w:pPr>
-      <w:r>
-        <w:rPr>
-          <w:rFonts w:ascii="Calibri" w:hAnsi="Calibri"/>
-          <w:b/>
-          <w:color w:val="666666"/>
-          <w:sz w:val="18"/>
-        </w:rPr>
-        <w:t>CTA SUBHEAD</w:t>
-      </w:r>
-    </w:p>
-    <w:p>
-      <w:pPr>
         <w:spacing w:after="80"/>
       </w:pPr>
       <w:r>
@@ -516,23 +460,9 @@
           <w:b w:val="0"/>
           <w:i w:val="0"/>
           <w:color w:val="2C2C2C"/>
-          <w:sz w:val="22"/>
+          <w:sz w:val="20"/>
         </w:rPr>
-        <w:t>We walk your lawn. We give you the honest answer.</w:t>
-      </w:r>
-    </w:p>
-    <w:p>
-      <w:pPr>
-        <w:spacing w:after="40"/>
-      </w:pPr>
-      <w:r>
-        <w:rPr>
-          <w:rFonts w:ascii="Calibri" w:hAnsi="Calibri"/>
-          <w:i/>
-          <w:color w:val="666666"/>
-          <w:sz w:val="18"/>
-        </w:rPr>
-        <w:t>📝  One line, under 60 characters.</w:t>
+        <w:t>Honest evaluation  ·  No pressure  ·  Custom plan</w:t>
       </w:r>
     </w:p>
     <w:p>
@@ -559,9 +489,9 @@
           <w:b/>
           <w:i w:val="0"/>
           <w:color w:val="2C2C2C"/>
-          <w:sz w:val="40"/>
+          <w:sz w:val="36"/>
         </w:rPr>
-        <w:t>801.358.7820</w:t>
+        <w:t>CALL OR TEXT  801.358.7820</w:t>
       </w:r>
     </w:p>
     <w:p>
@@ -575,7 +505,7 @@
           <w:color w:val="666666"/>
           <w:sz w:val="18"/>
         </w:rPr>
-        <w:t>📝  Locked unless you change the business line.</w:t>
+        <w:t>📝  Update to Grasshopper / Workspace Voice business number once acquired.</w:t>
       </w:r>
     </w:p>
     <w:p>
@@ -589,7 +519,7 @@
           <w:color w:val="666666"/>
           <w:sz w:val="18"/>
         </w:rPr>
-        <w:t>NAME + TITLE</w:t>
+        <w:t>BOTTOM POSITIONING LINES</w:t>
       </w:r>
     </w:p>
     <w:p>
@@ -601,67 +531,10 @@
           <w:rFonts w:ascii="Calibri" w:hAnsi="Calibri"/>
           <w:b/>
           <w:i w:val="0"/>
-          <w:color w:val="2C2C2C"/>
+          <w:color w:val="C09007"/>
           <w:sz w:val="22"/>
         </w:rPr>
-        <w:t>RYAN TUCKER  ·  OWNER</w:t>
-      </w:r>
-    </w:p>
-    <w:p>
-      <w:pPr>
-        <w:spacing w:before="200" w:after="40"/>
-      </w:pPr>
-      <w:r>
-        <w:rPr>
-          <w:rFonts w:ascii="Calibri" w:hAnsi="Calibri"/>
-          <w:b/>
-          <w:color w:val="666666"/>
-          <w:sz w:val="18"/>
-        </w:rPr>
-        <w:t>BOTTOM TAGLINE (ITALIC GREEN SCRIPT)</w:t>
-      </w:r>
-    </w:p>
-    <w:p>
-      <w:pPr>
-        <w:spacing w:after="80"/>
-      </w:pPr>
-      <w:r>
-        <w:rPr>
-          <w:rFonts w:ascii="Calibri" w:hAnsi="Calibri"/>
-          <w:b w:val="0"/>
-          <w:i/>
-          <w:color w:val="2E7D32"/>
-          <w:sz w:val="28"/>
-        </w:rPr>
-        <w:t>Seed.  Feed.  Succeed.</w:t>
-      </w:r>
-    </w:p>
-    <w:p>
-      <w:pPr>
-        <w:spacing w:after="40"/>
-      </w:pPr>
-      <w:r>
-        <w:rPr>
-          <w:rFonts w:ascii="Calibri" w:hAnsi="Calibri"/>
-          <w:i/>
-          <w:color w:val="666666"/>
-          <w:sz w:val="18"/>
-        </w:rPr>
-        <w:t>📝  Locked. The brand-locked tagline.</w:t>
-      </w:r>
-    </w:p>
-    <w:p>
-      <w:pPr>
-        <w:spacing w:before="200" w:after="40"/>
-      </w:pPr>
-      <w:r>
-        <w:rPr>
-          <w:rFonts w:ascii="Calibri" w:hAnsi="Calibri"/>
-          <w:b/>
-          <w:color w:val="666666"/>
-          <w:sz w:val="18"/>
-        </w:rPr>
-        <w:t>SERVICE AREA LINE</w:t>
+        <w:t>LOCAL OWNER. LOCAL CARE.</w:t>
       </w:r>
     </w:p>
     <w:p>
@@ -677,63 +550,6 @@
           <w:sz w:val="20"/>
         </w:rPr>
         <w:t>KAYSVILLE, UTAH  ·  SERVING DAVIS COUNTY</w:t>
-      </w:r>
-    </w:p>
-    <w:p>
-      <w:pPr>
-        <w:spacing w:after="40"/>
-      </w:pPr>
-      <w:r>
-        <w:rPr>
-          <w:rFonts w:ascii="Calibri" w:hAnsi="Calibri"/>
-          <w:i/>
-          <w:color w:val="666666"/>
-          <w:sz w:val="18"/>
-        </w:rPr>
-        <w:t>📝  Update if you expand the service area.</w:t>
-      </w:r>
-    </w:p>
-    <w:p>
-      <w:pPr>
-        <w:spacing w:before="200" w:after="40"/>
-      </w:pPr>
-      <w:r>
-        <w:rPr>
-          <w:rFonts w:ascii="Calibri" w:hAnsi="Calibri"/>
-          <w:b/>
-          <w:color w:val="666666"/>
-          <w:sz w:val="18"/>
-        </w:rPr>
-        <w:t>FOOTER FLIP-PROMPT</w:t>
-      </w:r>
-    </w:p>
-    <w:p>
-      <w:pPr>
-        <w:spacing w:after="80"/>
-      </w:pPr>
-      <w:r>
-        <w:rPr>
-          <w:rFonts w:ascii="Calibri" w:hAnsi="Calibri"/>
-          <w:b w:val="0"/>
-          <w:i/>
-          <w:color w:val="999999"/>
-          <w:sz w:val="20"/>
-        </w:rPr>
-        <w:t>flip for the honest seed vs sod comparison</w:t>
-      </w:r>
-    </w:p>
-    <w:p>
-      <w:pPr>
-        <w:spacing w:after="40"/>
-      </w:pPr>
-      <w:r>
-        <w:rPr>
-          <w:rFonts w:ascii="Calibri" w:hAnsi="Calibri"/>
-          <w:i/>
-          <w:color w:val="666666"/>
-          <w:sz w:val="18"/>
-        </w:rPr>
-        <w:t>📝  Subtle. Tells the customer there's content on the back. Keep or cut.</w:t>
       </w:r>
     </w:p>
     <w:p>
@@ -764,20 +580,6 @@
     </w:p>
     <w:p>
       <w:pPr>
-        <w:spacing w:after="40"/>
-      </w:pPr>
-      <w:r>
-        <w:rPr>
-          <w:rFonts w:ascii="Calibri" w:hAnsi="Calibri"/>
-          <w:i/>
-          <w:color w:val="666666"/>
-          <w:sz w:val="18"/>
-        </w:rPr>
-        <w:t>📝  Education + service ladder + final CTA. Dense by design.</w:t>
-      </w:r>
-    </w:p>
-    <w:p>
-      <w:pPr>
         <w:spacing w:before="200" w:after="40"/>
       </w:pPr>
       <w:r>
@@ -787,7 +589,7 @@
           <w:color w:val="666666"/>
           <w:sz w:val="18"/>
         </w:rPr>
-        <w:t>HEADLINE (LINE 1)</w:t>
+        <w:t>HEADLINE</w:t>
       </w:r>
     </w:p>
     <w:p>
@@ -800,23 +602,9 @@
           <w:b/>
           <w:i w:val="0"/>
           <w:color w:val="1B4D1F"/>
-          <w:sz w:val="36"/>
+          <w:sz w:val="44"/>
         </w:rPr>
-        <w:t>Seed vs. Sod.</w:t>
-      </w:r>
-    </w:p>
-    <w:p>
-      <w:pPr>
-        <w:spacing w:before="200" w:after="40"/>
-      </w:pPr>
-      <w:r>
-        <w:rPr>
-          <w:rFonts w:ascii="Calibri" w:hAnsi="Calibri"/>
-          <w:b/>
-          <w:color w:val="666666"/>
-          <w:sz w:val="18"/>
-        </w:rPr>
-        <w:t>HEADLINE (LINE 2)</w:t>
+        <w:t>SEED vs. SOD</w:t>
       </w:r>
     </w:p>
     <w:p>
@@ -826,12 +614,12 @@
       <w:r>
         <w:rPr>
           <w:rFonts w:ascii="Calibri" w:hAnsi="Calibri"/>
-          <w:b/>
-          <w:i w:val="0"/>
-          <w:color w:val="2E7D32"/>
-          <w:sz w:val="36"/>
+          <w:b w:val="0"/>
+          <w:i/>
+          <w:color w:val="666666"/>
+          <w:sz w:val="24"/>
         </w:rPr>
-        <w:t>The honest version.</w:t>
+        <w:t>Built for Utah soils. Utah summers.</w:t>
       </w:r>
     </w:p>
     <w:p>
@@ -860,7 +648,7 @@
           <w:color w:val="2C2C2C"/>
           <w:sz w:val="24"/>
         </w:rPr>
-        <w:t>SEEDING</w:t>
+        <w:t>SEEDING (TALL FESCUE)</w:t>
       </w:r>
     </w:p>
     <w:p>
@@ -904,36 +692,7 @@
           <w:color w:val="1B4D1F"/>
           <w:sz w:val="22"/>
         </w:rPr>
-        <w:t>Seeding:  ~$2,000–3,000</w:t>
-      </w:r>
-    </w:p>
-    <w:p>
-      <w:pPr>
-        <w:spacing w:after="80"/>
-      </w:pPr>
-      <w:r>
-        <w:rPr>
-          <w:rFonts w:ascii="Calibri" w:hAnsi="Calibri"/>
-          <w:b w:val="0"/>
-          <w:i w:val="0"/>
-          <w:color w:val="2C2C2C"/>
-          <w:sz w:val="22"/>
-        </w:rPr>
-        <w:t>Sodding:  ~$10,000–15,000</w:t>
-      </w:r>
-    </w:p>
-    <w:p>
-      <w:pPr>
-        <w:spacing w:after="40"/>
-      </w:pPr>
-      <w:r>
-        <w:rPr>
-          <w:rFonts w:ascii="Calibri" w:hAnsi="Calibri"/>
-          <w:i/>
-          <w:color w:val="666666"/>
-          <w:sz w:val="18"/>
-        </w:rPr>
-        <w:t>📝  Update if your pricing assumptions change.</w:t>
+        <w:t>Seeding:  $3,000–$5,000   |   Sodding:  $10,000–$15,000</w:t>
       </w:r>
     </w:p>
     <w:p>
@@ -962,36 +721,7 @@
           <w:color w:val="2C2C2C"/>
           <w:sz w:val="22"/>
         </w:rPr>
-        <w:t>Seeding:  4–8 weeks</w:t>
-      </w:r>
-    </w:p>
-    <w:p>
-      <w:pPr>
-        <w:spacing w:after="80"/>
-      </w:pPr>
-      <w:r>
-        <w:rPr>
-          <w:rFonts w:ascii="Calibri" w:hAnsi="Calibri"/>
-          <w:b/>
-          <w:i w:val="0"/>
-          <w:color w:val="1B4D1F"/>
-          <w:sz w:val="22"/>
-        </w:rPr>
-        <w:t>Sodding:  Same day</w:t>
-      </w:r>
-    </w:p>
-    <w:p>
-      <w:pPr>
-        <w:spacing w:after="40"/>
-      </w:pPr>
-      <w:r>
-        <w:rPr>
-          <w:rFonts w:ascii="Calibri" w:hAnsi="Calibri"/>
-          <w:i/>
-          <w:color w:val="666666"/>
-          <w:sz w:val="18"/>
-        </w:rPr>
-        <w:t>📝  Sodding wins this one. Honest. Keeps the customer trusting us.</w:t>
+        <w:t>Seeding:  4–8 weeks   |   Sodding:  Same day</w:t>
       </w:r>
     </w:p>
     <w:p>
@@ -1020,22 +750,7 @@
           <w:color w:val="1B4D1F"/>
           <w:sz w:val="22"/>
         </w:rPr>
-        <w:t>Seeding:  Tall fescue (drought-tough)</w:t>
-      </w:r>
-    </w:p>
-    <w:p>
-      <w:pPr>
-        <w:spacing w:after="80"/>
-      </w:pPr>
-      <w:r>
-        <w:rPr>
-          <w:rFonts w:ascii="Calibri" w:hAnsi="Calibri"/>
-          <w:b w:val="0"/>
-          <w:i w:val="0"/>
-          <w:color w:val="2C2C2C"/>
-          <w:sz w:val="22"/>
-        </w:rPr>
-        <w:t>Sodding:  Mostly Kentucky bluegrass</w:t>
+        <w:t>Seeding:  Specialty tall fescue (drought-tolerant)   |   Sodding:  Mostly Kentucky bluegrass</w:t>
       </w:r>
     </w:p>
     <w:p>
@@ -1049,7 +764,7 @@
           <w:color w:val="666666"/>
           <w:sz w:val="18"/>
         </w:rPr>
-        <w:t>ROW 4 — WATER USE (LONG-TERM)</w:t>
+        <w:t>ROW 4 — WATER USE (LONG TERM)</w:t>
       </w:r>
     </w:p>
     <w:p>
@@ -1064,36 +779,7 @@
           <w:color w:val="1B4D1F"/>
           <w:sz w:val="22"/>
         </w:rPr>
-        <w:t>Seeding:  ~30% less</w:t>
-      </w:r>
-    </w:p>
-    <w:p>
-      <w:pPr>
-        <w:spacing w:after="80"/>
-      </w:pPr>
-      <w:r>
-        <w:rPr>
-          <w:rFonts w:ascii="Calibri" w:hAnsi="Calibri"/>
-          <w:b w:val="0"/>
-          <w:i w:val="0"/>
-          <w:color w:val="2C2C2C"/>
-          <w:sz w:val="22"/>
-        </w:rPr>
-        <w:t>Sodding:  High in Utah summers</w:t>
-      </w:r>
-    </w:p>
-    <w:p>
-      <w:pPr>
-        <w:spacing w:after="40"/>
-      </w:pPr>
-      <w:r>
-        <w:rPr>
-          <w:rFonts w:ascii="Calibri" w:hAnsi="Calibri"/>
-          <w:i/>
-          <w:color w:val="666666"/>
-          <w:sz w:val="18"/>
-        </w:rPr>
-        <w:t>📝  '30% less' still needs verification with Utah State Extension before this prints.</w:t>
+        <w:t>Seeding:  ~30% less   |   Sodding:  High in Utah summers</w:t>
       </w:r>
     </w:p>
     <w:p>
@@ -1122,22 +808,7 @@
           <w:color w:val="1B4D1F"/>
           <w:sz w:val="22"/>
         </w:rPr>
-        <w:t>Seeding:  8–12 inches</w:t>
-      </w:r>
-    </w:p>
-    <w:p>
-      <w:pPr>
-        <w:spacing w:after="80"/>
-      </w:pPr>
-      <w:r>
-        <w:rPr>
-          <w:rFonts w:ascii="Calibri" w:hAnsi="Calibri"/>
-          <w:b w:val="0"/>
-          <w:i w:val="0"/>
-          <w:color w:val="2C2C2C"/>
-          <w:sz w:val="22"/>
-        </w:rPr>
-        <w:t>Sodding:  4–6 inches</w:t>
+        <w:t>Seeding:  8–12 inches   |   Sodding:  4–6 inches</w:t>
       </w:r>
     </w:p>
     <w:p>
@@ -1166,36 +837,7 @@
           <w:color w:val="1B4D1F"/>
           <w:sz w:val="22"/>
         </w:rPr>
-        <w:t>Seeding:  None</w:t>
-      </w:r>
-    </w:p>
-    <w:p>
-      <w:pPr>
-        <w:spacing w:after="80"/>
-      </w:pPr>
-      <w:r>
-        <w:rPr>
-          <w:rFonts w:ascii="Calibri" w:hAnsi="Calibri"/>
-          <w:b w:val="0"/>
-          <w:i w:val="0"/>
-          <w:color w:val="2C2C2C"/>
-          <w:sz w:val="22"/>
-        </w:rPr>
-        <w:t>Sodding:  Usually yes, in soil</w:t>
-      </w:r>
-    </w:p>
-    <w:p>
-      <w:pPr>
-        <w:spacing w:after="40"/>
-      </w:pPr>
-      <w:r>
-        <w:rPr>
-          <w:rFonts w:ascii="Calibri" w:hAnsi="Calibri"/>
-          <w:i/>
-          <w:color w:val="666666"/>
-          <w:sz w:val="18"/>
-        </w:rPr>
-        <w:t>📝  Worth verifying — some sod farms now use biodegradable netting.</w:t>
+        <w:t>Seeding:  None   |   Sodding:  Common, doesn't decompose</w:t>
       </w:r>
     </w:p>
     <w:p>
@@ -1224,7 +866,7 @@
           <w:color w:val="1B4D1F"/>
           <w:sz w:val="28"/>
         </w:rPr>
-        <w:t>3 reasons seeding wins for Utah:</w:t>
+        <w:t>3 REASONS SEEDING WINS FOR UTAH</w:t>
       </w:r>
     </w:p>
     <w:p>
@@ -1253,7 +895,7 @@
           <w:color w:val="2C2C2C"/>
           <w:sz w:val="22"/>
         </w:rPr>
-        <w:t>RIGHT GRASS.  Valkyrie tall fescue is bred for hot, dry climates.</w:t>
+        <w:t>RIGHT GRASS.  Specialty tall fescue is bred for hot, dry climates.</w:t>
       </w:r>
     </w:p>
     <w:p>
@@ -1311,7 +953,7 @@
           <w:color w:val="2C2C2C"/>
           <w:sz w:val="22"/>
         </w:rPr>
-        <w:t>NO FOOTPRINT.  Sod travels by truck. Seed travels in a 50-lb bag.</w:t>
+        <w:t>SMALL FOOTPRINT.  Less disruption. Seed travels in a 50-lb bag.</w:t>
       </w:r>
     </w:p>
     <w:p>
@@ -1325,7 +967,7 @@
           <w:color w:val="666666"/>
           <w:sz w:val="18"/>
         </w:rPr>
-        <w:t>SELF-ASSESSMENT — HEADLINE</w:t>
+        <w:t>OUR RENOVATION PROGRAMS — HEADLINE</w:t>
       </w:r>
     </w:p>
     <w:p>
@@ -1340,152 +982,7 @@
           <w:color w:val="1B4D1F"/>
           <w:sz w:val="28"/>
         </w:rPr>
-        <w:t>What does YOUR lawn look like?</w:t>
-      </w:r>
-    </w:p>
-    <w:p>
-      <w:pPr>
-        <w:spacing w:before="200" w:after="40"/>
-      </w:pPr>
-      <w:r>
-        <w:rPr>
-          <w:rFonts w:ascii="Calibri" w:hAnsi="Calibri"/>
-          <w:b/>
-          <w:color w:val="666666"/>
-          <w:sz w:val="18"/>
-        </w:rPr>
-        <w:t>SELF-ASSESSMENT ROW 1 (GREEN TAG)</w:t>
-      </w:r>
-    </w:p>
-    <w:p>
-      <w:pPr>
-        <w:spacing w:after="80"/>
-      </w:pPr>
-      <w:r>
-        <w:rPr>
-          <w:rFonts w:ascii="Calibri" w:hAnsi="Calibri"/>
-          <w:b/>
-          <w:i w:val="0"/>
-          <w:color w:val="2C2C2C"/>
-          <w:sz w:val="22"/>
-        </w:rPr>
-        <w:t>MOSTLY GREEN, JUST TIRED   →   Summer Lawn Rescue</w:t>
-      </w:r>
-    </w:p>
-    <w:p>
-      <w:pPr>
-        <w:spacing w:before="200" w:after="40"/>
-      </w:pPr>
-      <w:r>
-        <w:rPr>
-          <w:rFonts w:ascii="Calibri" w:hAnsi="Calibri"/>
-          <w:b/>
-          <w:color w:val="666666"/>
-          <w:sz w:val="18"/>
-        </w:rPr>
-        <w:t>SELF-ASSESSMENT ROW 2 (YELLOW TAG)</w:t>
-      </w:r>
-    </w:p>
-    <w:p>
-      <w:pPr>
-        <w:spacing w:after="80"/>
-      </w:pPr>
-      <w:r>
-        <w:rPr>
-          <w:rFonts w:ascii="Calibri" w:hAnsi="Calibri"/>
-          <w:b/>
-          <w:i w:val="0"/>
-          <w:color w:val="2C2C2C"/>
-          <w:sz w:val="22"/>
-        </w:rPr>
-        <w:t>PATCHY, THINNING   →   Fall Overseeding</w:t>
-      </w:r>
-    </w:p>
-    <w:p>
-      <w:pPr>
-        <w:spacing w:before="200" w:after="40"/>
-      </w:pPr>
-      <w:r>
-        <w:rPr>
-          <w:rFonts w:ascii="Calibri" w:hAnsi="Calibri"/>
-          <w:b/>
-          <w:color w:val="666666"/>
-          <w:sz w:val="18"/>
-        </w:rPr>
-        <w:t>SELF-ASSESSMENT ROW 3 (RED TAG)</w:t>
-      </w:r>
-    </w:p>
-    <w:p>
-      <w:pPr>
-        <w:spacing w:after="80"/>
-      </w:pPr>
-      <w:r>
-        <w:rPr>
-          <w:rFonts w:ascii="Calibri" w:hAnsi="Calibri"/>
-          <w:b/>
-          <w:i w:val="0"/>
-          <w:color w:val="2C2C2C"/>
-          <w:sz w:val="22"/>
-        </w:rPr>
-        <w:t>MOSTLY WEEDS OR BARE   →   Fall Renovation</w:t>
-      </w:r>
-    </w:p>
-    <w:p>
-      <w:pPr>
-        <w:spacing w:before="200" w:after="40"/>
-      </w:pPr>
-      <w:r>
-        <w:rPr>
-          <w:rFonts w:ascii="Calibri" w:hAnsi="Calibri"/>
-          <w:b/>
-          <w:color w:val="666666"/>
-          <w:sz w:val="18"/>
-        </w:rPr>
-        <w:t>SELF-ASSESSMENT ROW 4 (GRAY TAG)</w:t>
-      </w:r>
-    </w:p>
-    <w:p>
-      <w:pPr>
-        <w:spacing w:after="80"/>
-      </w:pPr>
-      <w:r>
-        <w:rPr>
-          <w:rFonts w:ascii="Calibri" w:hAnsi="Calibri"/>
-          <w:b/>
-          <w:i w:val="0"/>
-          <w:color w:val="2C2C2C"/>
-          <w:sz w:val="22"/>
-        </w:rPr>
-        <w:t>NOT SURE   →   Free Walk-Through</w:t>
-      </w:r>
-    </w:p>
-    <w:p>
-      <w:pPr>
-        <w:spacing w:before="200" w:after="40"/>
-      </w:pPr>
-      <w:r>
-        <w:rPr>
-          <w:rFonts w:ascii="Calibri" w:hAnsi="Calibri"/>
-          <w:b/>
-          <w:color w:val="666666"/>
-          <w:sz w:val="18"/>
-        </w:rPr>
-        <w:t>SERVICE LADDER — HEADLINE</w:t>
-      </w:r>
-    </w:p>
-    <w:p>
-      <w:pPr>
-        <w:spacing w:after="80"/>
-      </w:pPr>
-      <w:r>
-        <w:rPr>
-          <w:rFonts w:ascii="Calibri" w:hAnsi="Calibri"/>
-          <w:b/>
-          <w:i w:val="0"/>
-          <w:color w:val="1B4D1F"/>
-          <w:sz w:val="26"/>
-        </w:rPr>
-        <w:t>Three ways we make your lawn the best on the block:</w:t>
+        <w:t>OUR RENOVATION PROGRAMS</w:t>
       </w:r>
     </w:p>
     <w:p>
@@ -1529,7 +1026,7 @@
           <w:color w:val="2C2C2C"/>
           <w:sz w:val="20"/>
         </w:rPr>
-        <w:t>Soil test  ·  K boost  ·  Biostimulants  ·  Custom fertilizer program</w:t>
+        <w:t>Soil test  ·  Potassium boost  ·  Weed control  ·  Biostimulants  ·  Custom fertilizer program</w:t>
       </w:r>
     </w:p>
     <w:p>
@@ -1588,7 +1085,7 @@
           <w:color w:val="2C2C2C"/>
           <w:sz w:val="20"/>
         </w:rPr>
-        <w:t>Aerate  ·  Valkyrie seed  ·  Starter feed  ·  Tenacity weed control</w:t>
+        <w:t>Aerate  ·  Specialty seed  ·  Starter feed  ·  Tenacity weed control</w:t>
       </w:r>
     </w:p>
     <w:p>
@@ -1647,7 +1144,7 @@
           <w:color w:val="2C2C2C"/>
           <w:sz w:val="20"/>
         </w:rPr>
-        <w:t>Full 4-phase kill &amp; reseed  ·  Premium Valkyrie  ·  8 slots / season</w:t>
+        <w:t>Full 4-phase kill &amp; reseed  ·  Specialty seed  ·  8 slots / season</w:t>
       </w:r>
     </w:p>
     <w:p>
@@ -1676,7 +1173,7 @@
           <w:color w:val="666666"/>
           <w:sz w:val="18"/>
         </w:rPr>
-        <w:t>SPRINKLER AUDIT PREREQUISITE (YELLOW + DARK GREEN STRIP)</w:t>
+        <w:t>SPRINKLER AUDIT GATE</w:t>
       </w:r>
     </w:p>
     <w:p>
@@ -1720,7 +1217,7 @@
           <w:color w:val="666666"/>
           <w:sz w:val="18"/>
         </w:rPr>
-        <w:t>FINAL CTA — HEADLINE</w:t>
+        <w:t>FINAL CTA — NAME + PHONE</w:t>
       </w:r>
     </w:p>
     <w:p>
@@ -1735,21 +1232,7 @@
           <w:color w:val="1B4D1F"/>
           <w:sz w:val="22"/>
         </w:rPr>
-        <w:t>CALL RYAN  ·  OWNER</w:t>
-      </w:r>
-    </w:p>
-    <w:p>
-      <w:pPr>
-        <w:spacing w:before="200" w:after="40"/>
-      </w:pPr>
-      <w:r>
-        <w:rPr>
-          <w:rFonts w:ascii="Calibri" w:hAnsi="Calibri"/>
-          <w:b/>
-          <w:color w:val="666666"/>
-          <w:sz w:val="18"/>
-        </w:rPr>
-        <w:t>PHONE NUMBER (BIG)</w:t>
+        <w:t>CALL OR TEXT  RYAN  ·  OWNER</w:t>
       </w:r>
     </w:p>
     <w:p>
@@ -1793,65 +1276,7 @@
           <w:color w:val="666666"/>
           <w:sz w:val="22"/>
         </w:rPr>
-        <w:t>rptucker@gmail.com  ·  Kaysville, UT  ·  Serving Davis County</w:t>
-      </w:r>
-    </w:p>
-    <w:p>
-      <w:pPr>
-        <w:spacing w:after="40"/>
-      </w:pPr>
-      <w:r>
-        <w:rPr>
-          <w:rFonts w:ascii="Calibri" w:hAnsi="Calibri"/>
-          <w:i/>
-          <w:color w:val="666666"/>
-          <w:sz w:val="18"/>
-        </w:rPr>
-        <w:t>📝  If you register a custom domain (e.g. cleanandgreenturf.com), swap the email here.</w:t>
-      </w:r>
-    </w:p>
-    <w:p>
-      <w:pPr>
-        <w:spacing w:before="200" w:after="40"/>
-      </w:pPr>
-      <w:r>
-        <w:rPr>
-          <w:rFonts w:ascii="Calibri" w:hAnsi="Calibri"/>
-          <w:b/>
-          <w:color w:val="666666"/>
-          <w:sz w:val="18"/>
-        </w:rPr>
-        <w:t>FREE SOIL TEST OFFER (YELLOW COUPON STRIP)</w:t>
-      </w:r>
-    </w:p>
-    <w:p>
-      <w:pPr>
-        <w:spacing w:after="80"/>
-      </w:pPr>
-      <w:r>
-        <w:rPr>
-          <w:rFonts w:ascii="Calibri" w:hAnsi="Calibri"/>
-          <w:b/>
-          <w:i w:val="0"/>
-          <w:color w:val="1B4D1F"/>
-          <w:sz w:val="28"/>
-        </w:rPr>
-        <w:t>FREE $50 SOIL TEST</w:t>
-      </w:r>
-    </w:p>
-    <w:p>
-      <w:pPr>
-        <w:spacing w:after="80"/>
-      </w:pPr>
-      <w:r>
-        <w:rPr>
-          <w:rFonts w:ascii="Calibri" w:hAnsi="Calibri"/>
-          <w:b w:val="0"/>
-          <w:i w:val="0"/>
-          <w:color w:val="2C2C2C"/>
-          <w:sz w:val="20"/>
-        </w:rPr>
-        <w:t>with any service signup  ·  mention this door hanger</w:t>
+        <w:t>ryantucker@cleanandgreenturf.com  ·  Kaysville, UT  ·  Serving Davis County</w:t>
       </w:r>
     </w:p>
     <w:p>
@@ -1909,7 +1334,7 @@
           <w:color w:val="666666"/>
           <w:sz w:val="20"/>
         </w:rPr>
-        <w:t>CLEAN AND GREEN  ·  TURF CARE AND RENOVATION</w:t>
+        <w:t>CLEAN AND GREEN TURF  ·  RENOVATION AND LAWN CARE</w:t>
       </w:r>
     </w:p>
     <w:p>
@@ -1947,7 +1372,7 @@
           <w:color w:val="2C2C2C"/>
           <w:sz w:val="20"/>
         </w:rPr>
-        <w:t>Save this doc, send it back, and I'll re-apply your edits to the design files (SVG / PNG / PDF) so you get a print-ready version.</w:t>
+        <w:t>Save and send the doc back — I'll re-apply your edits to the SVG/PDF/PNG print files.</w:t>
       </w:r>
     </w:p>
     <w:p>
@@ -1959,7 +1384,7 @@
           <w:color w:val="2C2C2C"/>
           <w:sz w:val="20"/>
         </w:rPr>
-        <w:t>If you want to add a brand-new section (e.g. a testimonial, a stats box, etc.), drop it in anywhere with a clear label and I'll figure out where to fit it in the layout.</w:t>
+        <w:t>Add a brand-new section by dropping it in anywhere with a clear label; I'll fit it into the layout.</w:t>
       </w:r>
     </w:p>
     <w:p>
@@ -1971,7 +1396,7 @@
           <w:color w:val="2C2C2C"/>
           <w:sz w:val="20"/>
         </w:rPr>
-        <w:t>If you want to remove a section entirely (e.g. drop the comparison table to free up space), just delete that whole block and I'll restructure the back.</w:t>
+        <w:t>Remove a section by deleting the whole block; I'll restructure the back accordingly.</w:t>
       </w:r>
     </w:p>
     <w:sectPr>
